--- a/haccp/formatos/es/HACCP-09_ES.docx
+++ b/haccp/formatos/es/HACCP-09_ES.docx
@@ -39,7 +39,7 @@
           <w:sz w:val="20"/>
           <w:szCs w:val="20"/>
         </w:rPr>
-        <w:t xml:space="preserve">Versión 1.3 · 12 de agosto de 2026</w:t>
+        <w:t xml:space="preserve">Versión 1.4 · 17 de agosto de 2026</w:t>
       </w:r>
     </w:p>
     <w:p>
@@ -66,7 +66,7 @@
           <w:sz w:val="20"/>
           <w:szCs w:val="20"/>
         </w:rPr>
-        <w:t xml:space="preserve">Completar al dar de alta a cada empleado y en revisiones anuales.</w:t>
+        <w:t xml:space="preserve">Completar al dar de alta a cada empleado y en cada revisión anual.</w:t>
       </w:r>
     </w:p>
     <w:tbl>
@@ -197,7 +197,7 @@
                 <w:sz w:val="24"/>
                 <w:szCs w:val="24"/>
               </w:rPr>
-              <w:t xml:space="preserve">Curso / Certificación</w:t>
+              <w:t xml:space="preserve">Curso/Certificación</w:t>
             </w:r>
           </w:p>
         </w:tc>
@@ -232,7 +232,7 @@
                 <w:sz w:val="24"/>
                 <w:szCs w:val="24"/>
               </w:rPr>
-              <w:t xml:space="preserve">Nivel (1/2/3)</w:t>
+              <w:t xml:space="preserve">Nivel 1/2/3</w:t>
             </w:r>
           </w:p>
         </w:tc>
@@ -302,7 +302,7 @@
                 <w:sz w:val="24"/>
                 <w:szCs w:val="24"/>
               </w:rPr>
-              <w:t xml:space="preserve">Fecha de obtención</w:t>
+              <w:t xml:space="preserve">Fecha obtención</w:t>
             </w:r>
           </w:p>
         </w:tc>
@@ -337,7 +337,7 @@
                 <w:sz w:val="24"/>
                 <w:szCs w:val="24"/>
               </w:rPr>
-              <w:t xml:space="preserve">Fecha de renovación</w:t>
+              <w:t xml:space="preserve">Fecha renovación</w:t>
             </w:r>
           </w:p>
         </w:tc>
@@ -372,7 +372,7 @@
                 <w:sz w:val="24"/>
                 <w:szCs w:val="24"/>
               </w:rPr>
-              <w:t xml:space="preserve">Nº certificado</w:t>
+              <w:t xml:space="preserve">Número de certificado</w:t>
             </w:r>
           </w:p>
         </w:tc>
@@ -407,7 +407,7 @@
                 <w:sz w:val="24"/>
                 <w:szCs w:val="24"/>
               </w:rPr>
-              <w:t xml:space="preserve">Firma del empleado</w:t>
+              <w:t xml:space="preserve">Firma empleado</w:t>
             </w:r>
           </w:p>
         </w:tc>
@@ -3051,7 +3051,7 @@
         <w:sz w:val="16"/>
         <w:szCs w:val="16"/>
       </w:rPr>
-      <w:t xml:space="preserve">Órale – Authentic Mexican Flavor Limited · CRO 805512 · Formato HACCP-09 v1.3</w:t>
+      <w:t xml:space="preserve">Órale – Authentic Mexican Flavor Limited · CRO 805512 · Formato HACCP-09 v1.4</w:t>
     </w:r>
   </w:p>
 </w:ftr>
